--- a/V-IMP-Notes-TechLearning/CoreJava/JavaVersions/Java 13 Featurs.docx
+++ b/V-IMP-Notes-TechLearning/CoreJava/JavaVersions/Java 13 Featurs.docx
@@ -120,6 +120,1802 @@
       </w:r>
     </w:p>
     <w:p/>
+    <w:p/>
+    <w:p>
+      <w:hyperlink r:id="rId5" w:history="1">
+        <w:r>
+          <w:rPr>
+            <w:rStyle w:val="Hyperlink"/>
+          </w:rPr>
+          <w:t>New Features in Java 13 | Baeldung</w:t>
+        </w:r>
+      </w:hyperlink>
+    </w:p>
+    <w:p>
+      <w:r>
+        <w:t>New Features in Java 13</w:t>
+      </w:r>
+    </w:p>
+    <w:p>
+      <w:r>
+        <w:t>Last updated: August 14, 2025</w:t>
+      </w:r>
+    </w:p>
+    <w:p>
+      <w:r>
+        <w:drawing>
+          <wp:inline distT="0" distB="0" distL="0" distR="0" wp14:anchorId="6A9ABEFB" wp14:editId="52E46410">
+            <wp:extent cx="480060" cy="480060"/>
+            <wp:effectExtent l="0" t="0" r="0" b="0"/>
+            <wp:docPr id="1733688965" name="Picture 6"/>
+            <wp:cNvGraphicFramePr>
+              <a:graphicFrameLocks xmlns:a="http://schemas.openxmlformats.org/drawingml/2006/main" noChangeAspect="1"/>
+            </wp:cNvGraphicFramePr>
+            <a:graphic xmlns:a="http://schemas.openxmlformats.org/drawingml/2006/main">
+              <a:graphicData uri="http://schemas.openxmlformats.org/drawingml/2006/picture">
+                <pic:pic xmlns:pic="http://schemas.openxmlformats.org/drawingml/2006/picture">
+                  <pic:nvPicPr>
+                    <pic:cNvPr id="0" name="Picture 16"/>
+                    <pic:cNvPicPr>
+                      <a:picLocks noChangeAspect="1" noChangeArrowheads="1"/>
+                    </pic:cNvPicPr>
+                  </pic:nvPicPr>
+                  <pic:blipFill>
+                    <a:blip r:embed="rId6">
+                      <a:extLst>
+                        <a:ext uri="{28A0092B-C50C-407E-A947-70E740481C1C}">
+                          <a14:useLocalDpi xmlns:a14="http://schemas.microsoft.com/office/drawing/2010/main" val="0"/>
+                        </a:ext>
+                      </a:extLst>
+                    </a:blip>
+                    <a:srcRect/>
+                    <a:stretch>
+                      <a:fillRect/>
+                    </a:stretch>
+                  </pic:blipFill>
+                  <pic:spPr bwMode="auto">
+                    <a:xfrm>
+                      <a:off x="0" y="0"/>
+                      <a:ext cx="480060" cy="480060"/>
+                    </a:xfrm>
+                    <a:prstGeom prst="rect">
+                      <a:avLst/>
+                    </a:prstGeom>
+                    <a:noFill/>
+                    <a:ln>
+                      <a:noFill/>
+                    </a:ln>
+                  </pic:spPr>
+                </pic:pic>
+              </a:graphicData>
+            </a:graphic>
+          </wp:inline>
+        </w:drawing>
+      </w:r>
+    </w:p>
+    <w:p>
+      <w:r>
+        <w:t>Written by:</w:t>
+      </w:r>
+      <w:hyperlink r:id="rId7" w:tooltip="Posts by Sampada Wagde" w:history="1">
+        <w:r>
+          <w:rPr>
+            <w:rStyle w:val="Hyperlink"/>
+          </w:rPr>
+          <w:t>Sampada Wagde</w:t>
+        </w:r>
+      </w:hyperlink>
+    </w:p>
+    <w:p>
+      <w:r>
+        <w:drawing>
+          <wp:inline distT="0" distB="0" distL="0" distR="0" wp14:anchorId="4D9D87D0" wp14:editId="27B1A34C">
+            <wp:extent cx="1432560" cy="1432560"/>
+            <wp:effectExtent l="0" t="0" r="0" b="0"/>
+            <wp:docPr id="1167710545" name="Picture 5"/>
+            <wp:cNvGraphicFramePr>
+              <a:graphicFrameLocks xmlns:a="http://schemas.openxmlformats.org/drawingml/2006/main" noChangeAspect="1"/>
+            </wp:cNvGraphicFramePr>
+            <a:graphic xmlns:a="http://schemas.openxmlformats.org/drawingml/2006/main">
+              <a:graphicData uri="http://schemas.openxmlformats.org/drawingml/2006/picture">
+                <pic:pic xmlns:pic="http://schemas.openxmlformats.org/drawingml/2006/picture">
+                  <pic:nvPicPr>
+                    <pic:cNvPr id="0" name="Picture 17"/>
+                    <pic:cNvPicPr>
+                      <a:picLocks noChangeAspect="1" noChangeArrowheads="1"/>
+                    </pic:cNvPicPr>
+                  </pic:nvPicPr>
+                  <pic:blipFill>
+                    <a:blip r:embed="rId8">
+                      <a:extLst>
+                        <a:ext uri="{28A0092B-C50C-407E-A947-70E740481C1C}">
+                          <a14:useLocalDpi xmlns:a14="http://schemas.microsoft.com/office/drawing/2010/main" val="0"/>
+                        </a:ext>
+                      </a:extLst>
+                    </a:blip>
+                    <a:srcRect/>
+                    <a:stretch>
+                      <a:fillRect/>
+                    </a:stretch>
+                  </pic:blipFill>
+                  <pic:spPr bwMode="auto">
+                    <a:xfrm>
+                      <a:off x="0" y="0"/>
+                      <a:ext cx="1432560" cy="1432560"/>
+                    </a:xfrm>
+                    <a:prstGeom prst="rect">
+                      <a:avLst/>
+                    </a:prstGeom>
+                    <a:noFill/>
+                    <a:ln>
+                      <a:noFill/>
+                    </a:ln>
+                  </pic:spPr>
+                </pic:pic>
+              </a:graphicData>
+            </a:graphic>
+          </wp:inline>
+        </w:drawing>
+      </w:r>
+    </w:p>
+    <w:p>
+      <w:r>
+        <w:t>Reviewed by:</w:t>
+      </w:r>
+      <w:hyperlink r:id="rId9" w:tooltip="Reviewed by Eric Martin" w:history="1">
+        <w:r>
+          <w:rPr>
+            <w:rStyle w:val="Hyperlink"/>
+          </w:rPr>
+          <w:t>Eric Martin</w:t>
+        </w:r>
+      </w:hyperlink>
+    </w:p>
+    <w:p>
+      <w:pPr>
+        <w:numPr>
+          <w:ilvl w:val="0"/>
+          <w:numId w:val="2"/>
+        </w:numPr>
+      </w:pPr>
+      <w:hyperlink r:id="rId10" w:history="1">
+        <w:r>
+          <w:rPr>
+            <w:rStyle w:val="Hyperlink"/>
+            <w:b/>
+            <w:bCs/>
+          </w:rPr>
+          <w:t>Core Java</w:t>
+        </w:r>
+      </w:hyperlink>
+    </w:p>
+    <w:p>
+      <w:pPr>
+        <w:numPr>
+          <w:ilvl w:val="0"/>
+          <w:numId w:val="3"/>
+        </w:numPr>
+      </w:pPr>
+      <w:hyperlink r:id="rId11" w:history="1">
+        <w:r>
+          <w:rPr>
+            <w:rStyle w:val="Hyperlink"/>
+            <w:b/>
+            <w:bCs/>
+          </w:rPr>
+          <w:t>&gt;= Java 11</w:t>
+        </w:r>
+      </w:hyperlink>
+    </w:p>
+    <w:p>
+      <w:r>
+        <w:t> </w:t>
+      </w:r>
+    </w:p>
+    <w:p>
+      <w:pPr>
+        <w:numPr>
+          <w:ilvl w:val="0"/>
+          <w:numId w:val="3"/>
+        </w:numPr>
+      </w:pPr>
+      <w:hyperlink r:id="rId12" w:history="1">
+        <w:r>
+          <w:rPr>
+            <w:rStyle w:val="Hyperlink"/>
+            <w:b/>
+            <w:bCs/>
+          </w:rPr>
+          <w:t>Garbage Collection</w:t>
+        </w:r>
+      </w:hyperlink>
+    </w:p>
+    <w:p>
+      <w:r>
+        <w:t> </w:t>
+      </w:r>
+    </w:p>
+    <w:p>
+      <w:pPr>
+        <w:numPr>
+          <w:ilvl w:val="0"/>
+          <w:numId w:val="3"/>
+        </w:numPr>
+      </w:pPr>
+      <w:hyperlink r:id="rId13" w:history="1">
+        <w:r>
+          <w:rPr>
+            <w:rStyle w:val="Hyperlink"/>
+            <w:b/>
+            <w:bCs/>
+          </w:rPr>
+          <w:t>Java Statements</w:t>
+        </w:r>
+      </w:hyperlink>
+    </w:p>
+    <w:p>
+      <w:r>
+        <w:t> </w:t>
+      </w:r>
+    </w:p>
+    <w:p>
+      <w:pPr>
+        <w:numPr>
+          <w:ilvl w:val="0"/>
+          <w:numId w:val="3"/>
+        </w:numPr>
+      </w:pPr>
+      <w:hyperlink r:id="rId14" w:history="1">
+        <w:r>
+          <w:rPr>
+            <w:rStyle w:val="Hyperlink"/>
+            <w:b/>
+            <w:bCs/>
+          </w:rPr>
+          <w:t>Java String Basics</w:t>
+        </w:r>
+      </w:hyperlink>
+    </w:p>
+    <w:p>
+      <w:r>
+        <w:drawing>
+          <wp:inline distT="0" distB="0" distL="0" distR="0" wp14:anchorId="2F700E3B" wp14:editId="5657BDE2">
+            <wp:extent cx="830580" cy="830580"/>
+            <wp:effectExtent l="0" t="0" r="7620" b="7620"/>
+            <wp:docPr id="968318180" name="Picture 4" descr="announcement - icon"/>
+            <wp:cNvGraphicFramePr>
+              <a:graphicFrameLocks xmlns:a="http://schemas.openxmlformats.org/drawingml/2006/main" noChangeAspect="1"/>
+            </wp:cNvGraphicFramePr>
+            <a:graphic xmlns:a="http://schemas.openxmlformats.org/drawingml/2006/main">
+              <a:graphicData uri="http://schemas.openxmlformats.org/drawingml/2006/picture">
+                <pic:pic xmlns:pic="http://schemas.openxmlformats.org/drawingml/2006/picture">
+                  <pic:nvPicPr>
+                    <pic:cNvPr id="0" name="Picture 18" descr="announcement - icon"/>
+                    <pic:cNvPicPr>
+                      <a:picLocks noChangeAspect="1" noChangeArrowheads="1"/>
+                    </pic:cNvPicPr>
+                  </pic:nvPicPr>
+                  <pic:blipFill>
+                    <a:blip r:embed="rId15">
+                      <a:extLst>
+                        <a:ext uri="{28A0092B-C50C-407E-A947-70E740481C1C}">
+                          <a14:useLocalDpi xmlns:a14="http://schemas.microsoft.com/office/drawing/2010/main" val="0"/>
+                        </a:ext>
+                      </a:extLst>
+                    </a:blip>
+                    <a:srcRect/>
+                    <a:stretch>
+                      <a:fillRect/>
+                    </a:stretch>
+                  </pic:blipFill>
+                  <pic:spPr bwMode="auto">
+                    <a:xfrm>
+                      <a:off x="0" y="0"/>
+                      <a:ext cx="830580" cy="830580"/>
+                    </a:xfrm>
+                    <a:prstGeom prst="rect">
+                      <a:avLst/>
+                    </a:prstGeom>
+                    <a:noFill/>
+                    <a:ln>
+                      <a:noFill/>
+                    </a:ln>
+                  </pic:spPr>
+                </pic:pic>
+              </a:graphicData>
+            </a:graphic>
+          </wp:inline>
+        </w:drawing>
+      </w:r>
+    </w:p>
+    <w:p>
+      <w:r>
+        <w:t>Explore Spring Boot 3 and Spring 6 in-depth through building a full </w:t>
+      </w:r>
+      <w:r>
+        <w:rPr>
+          <w:i/>
+          <w:iCs/>
+        </w:rPr>
+        <w:t>REST API</w:t>
+      </w:r>
+      <w:r>
+        <w:t> with the framework:</w:t>
+      </w:r>
+    </w:p>
+    <w:p>
+      <w:hyperlink r:id="rId16" w:history="1">
+        <w:r>
+          <w:rPr>
+            <w:rStyle w:val="Hyperlink"/>
+            <w:b/>
+            <w:bCs/>
+          </w:rPr>
+          <w:t>&gt;&gt; The New “REST With Spring Boot”</w:t>
+        </w:r>
+      </w:hyperlink>
+    </w:p>
+    <w:p>
+      <w:hyperlink r:id="rId17" w:history="1">
+        <w:r>
+          <w:rPr>
+            <w:rStyle w:val="Hyperlink"/>
+          </w:rPr>
+          <w:t>This article is part of a series:</w:t>
+        </w:r>
+      </w:hyperlink>
+    </w:p>
+    <w:p>
+      <w:pPr>
+        <w:rPr>
+          <w:b/>
+          <w:bCs/>
+        </w:rPr>
+      </w:pPr>
+      <w:r>
+        <w:rPr>
+          <w:b/>
+          <w:bCs/>
+        </w:rPr>
+        <w:t>1. Overview</w:t>
+      </w:r>
+    </w:p>
+    <w:p>
+      <w:r>
+        <w:rPr>
+          <w:b/>
+          <w:bCs/>
+        </w:rPr>
+        <w:t>September 2019 saw the release of JDK 13, per Java’s new release cadence of six months</w:t>
+      </w:r>
+      <w:r>
+        <w:t>. In this article, we’ll take a look at the new features and improvements introduced in this version.</w:t>
+      </w:r>
+    </w:p>
+    <w:p>
+      <w:pPr>
+        <w:rPr>
+          <w:b/>
+          <w:bCs/>
+        </w:rPr>
+      </w:pPr>
+      <w:r>
+        <w:rPr>
+          <w:b/>
+          <w:bCs/>
+        </w:rPr>
+        <w:t>2. Preview Developer Features</w:t>
+      </w:r>
+    </w:p>
+    <w:p>
+      <w:r>
+        <w:rPr>
+          <w:b/>
+          <w:bCs/>
+        </w:rPr>
+        <w:t>Java 13 has brought in two new language features, albeit in the preview mode</w:t>
+      </w:r>
+      <w:r>
+        <w:t>. This implies that these features are fully implemented for developers to evaluate, yet are not production-ready. Also, they can either be removed or made permanent in future releases based on feedback.</w:t>
+      </w:r>
+    </w:p>
+    <w:p>
+      <w:r>
+        <w:rPr>
+          <w:b/>
+          <w:bCs/>
+        </w:rPr>
+        <w:t>We need to specify </w:t>
+      </w:r>
+      <w:r>
+        <w:rPr>
+          <w:b/>
+          <w:bCs/>
+          <w:i/>
+          <w:iCs/>
+        </w:rPr>
+        <w:t>–enable-preview</w:t>
+      </w:r>
+      <w:r>
+        <w:rPr>
+          <w:b/>
+          <w:bCs/>
+        </w:rPr>
+        <w:t> as a command-line flag to use the preview features</w:t>
+      </w:r>
+      <w:r>
+        <w:t>. Let’s look at them in-depth.</w:t>
+      </w:r>
+    </w:p>
+    <w:p>
+      <w:pPr>
+        <w:rPr>
+          <w:b/>
+          <w:bCs/>
+        </w:rPr>
+      </w:pPr>
+      <w:r>
+        <w:rPr>
+          <w:b/>
+          <w:bCs/>
+        </w:rPr>
+        <w:t>2.1. Switch Expressions (JEP 354)</w:t>
+      </w:r>
+    </w:p>
+    <w:p>
+      <w:r>
+        <w:t>We initially saw switch expressions in </w:t>
+      </w:r>
+      <w:hyperlink r:id="rId18" w:anchor="switch-expressions" w:history="1">
+        <w:r>
+          <w:rPr>
+            <w:rStyle w:val="Hyperlink"/>
+          </w:rPr>
+          <w:t>JDK 12</w:t>
+        </w:r>
+      </w:hyperlink>
+      <w:r>
+        <w:t>. </w:t>
+      </w:r>
+      <w:hyperlink r:id="rId19" w:history="1">
+        <w:r>
+          <w:rPr>
+            <w:rStyle w:val="Hyperlink"/>
+          </w:rPr>
+          <w:t>Java 13’s </w:t>
+        </w:r>
+        <w:r>
+          <w:rPr>
+            <w:rStyle w:val="Hyperlink"/>
+            <w:i/>
+            <w:iCs/>
+          </w:rPr>
+          <w:t>switch</w:t>
+        </w:r>
+        <w:r>
+          <w:rPr>
+            <w:rStyle w:val="Hyperlink"/>
+          </w:rPr>
+          <w:t> expressions</w:t>
+        </w:r>
+      </w:hyperlink>
+      <w:r>
+        <w:t> build on the previous version by adding a new </w:t>
+      </w:r>
+      <w:r>
+        <w:rPr>
+          <w:i/>
+          <w:iCs/>
+        </w:rPr>
+        <w:t>yield</w:t>
+      </w:r>
+      <w:r>
+        <w:t> statement.</w:t>
+      </w:r>
+    </w:p>
+    <w:p>
+      <w:r>
+        <w:rPr>
+          <w:b/>
+          <w:bCs/>
+        </w:rPr>
+        <w:t>Using </w:t>
+      </w:r>
+      <w:r>
+        <w:rPr>
+          <w:b/>
+          <w:bCs/>
+          <w:i/>
+          <w:iCs/>
+        </w:rPr>
+        <w:t>yield</w:t>
+      </w:r>
+      <w:r>
+        <w:rPr>
+          <w:b/>
+          <w:bCs/>
+        </w:rPr>
+        <w:t>, we can now effectively return values from a switch expression</w:t>
+      </w:r>
+      <w:r>
+        <w:t>:</w:t>
+      </w:r>
+    </w:p>
+    <w:p>
+      <w:r>
+        <w:t>@Test</w:t>
+      </w:r>
+    </w:p>
+    <w:p>
+      <w:r>
+        <w:t>@SuppressWarnings("preview")</w:t>
+      </w:r>
+    </w:p>
+    <w:p>
+      <w:r>
+        <w:rPr>
+          <w:b/>
+          <w:bCs/>
+        </w:rPr>
+        <w:t>public</w:t>
+      </w:r>
+      <w:r>
+        <w:t xml:space="preserve"> </w:t>
+      </w:r>
+      <w:r>
+        <w:rPr>
+          <w:b/>
+          <w:bCs/>
+        </w:rPr>
+        <w:t>void</w:t>
+      </w:r>
+      <w:r>
+        <w:t xml:space="preserve"> </w:t>
+      </w:r>
+      <w:r>
+        <w:rPr>
+          <w:b/>
+          <w:bCs/>
+        </w:rPr>
+        <w:t>whenSwitchingOnOperationSquareMe_thenWillReturnSquare</w:t>
+      </w:r>
+      <w:r>
+        <w:t>() {</w:t>
+      </w:r>
+    </w:p>
+    <w:p>
+      <w:r>
+        <w:lastRenderedPageBreak/>
+        <w:t xml:space="preserve">    </w:t>
+      </w:r>
+      <w:r>
+        <w:rPr>
+          <w:b/>
+          <w:bCs/>
+        </w:rPr>
+        <w:t>var</w:t>
+      </w:r>
+      <w:r>
+        <w:t xml:space="preserve"> me = 4;</w:t>
+      </w:r>
+    </w:p>
+    <w:p>
+      <w:r>
+        <w:t xml:space="preserve">    </w:t>
+      </w:r>
+      <w:r>
+        <w:rPr>
+          <w:b/>
+          <w:bCs/>
+        </w:rPr>
+        <w:t>var</w:t>
+      </w:r>
+      <w:r>
+        <w:t xml:space="preserve"> operation = "squareMe";</w:t>
+      </w:r>
+    </w:p>
+    <w:p>
+      <w:r>
+        <w:t xml:space="preserve">    </w:t>
+      </w:r>
+      <w:r>
+        <w:rPr>
+          <w:b/>
+          <w:bCs/>
+        </w:rPr>
+        <w:t>var</w:t>
+      </w:r>
+      <w:r>
+        <w:t xml:space="preserve"> result = </w:t>
+      </w:r>
+      <w:r>
+        <w:rPr>
+          <w:b/>
+          <w:bCs/>
+        </w:rPr>
+        <w:t>switch</w:t>
+      </w:r>
+      <w:r>
+        <w:t xml:space="preserve"> (operation) {</w:t>
+      </w:r>
+    </w:p>
+    <w:p>
+      <w:r>
+        <w:t xml:space="preserve">        </w:t>
+      </w:r>
+      <w:r>
+        <w:rPr>
+          <w:b/>
+          <w:bCs/>
+        </w:rPr>
+        <w:t>case</w:t>
+      </w:r>
+      <w:r>
+        <w:t xml:space="preserve"> "doubleMe" -&gt; {</w:t>
+      </w:r>
+    </w:p>
+    <w:p>
+      <w:r>
+        <w:t xml:space="preserve">            </w:t>
+      </w:r>
+      <w:r>
+        <w:rPr>
+          <w:b/>
+          <w:bCs/>
+        </w:rPr>
+        <w:t>yield</w:t>
+      </w:r>
+      <w:r>
+        <w:t xml:space="preserve"> me * 2;</w:t>
+      </w:r>
+    </w:p>
+    <w:p>
+      <w:r>
+        <w:t xml:space="preserve">        }</w:t>
+      </w:r>
+    </w:p>
+    <w:p>
+      <w:r>
+        <w:t xml:space="preserve">        </w:t>
+      </w:r>
+      <w:r>
+        <w:rPr>
+          <w:b/>
+          <w:bCs/>
+        </w:rPr>
+        <w:t>case</w:t>
+      </w:r>
+      <w:r>
+        <w:t xml:space="preserve"> "squareMe" -&gt; {</w:t>
+      </w:r>
+    </w:p>
+    <w:p>
+      <w:r>
+        <w:t xml:space="preserve">            </w:t>
+      </w:r>
+      <w:r>
+        <w:rPr>
+          <w:b/>
+          <w:bCs/>
+        </w:rPr>
+        <w:t>yield</w:t>
+      </w:r>
+      <w:r>
+        <w:t xml:space="preserve"> me * me;</w:t>
+      </w:r>
+    </w:p>
+    <w:p>
+      <w:r>
+        <w:t xml:space="preserve">        }</w:t>
+      </w:r>
+    </w:p>
+    <w:p>
+      <w:r>
+        <w:t xml:space="preserve">        </w:t>
+      </w:r>
+      <w:r>
+        <w:rPr>
+          <w:b/>
+          <w:bCs/>
+        </w:rPr>
+        <w:t>default</w:t>
+      </w:r>
+      <w:r>
+        <w:t xml:space="preserve"> -&gt; me;</w:t>
+      </w:r>
+    </w:p>
+    <w:p>
+      <w:r>
+        <w:t xml:space="preserve">    };</w:t>
+      </w:r>
+    </w:p>
+    <w:p/>
+    <w:p>
+      <w:r>
+        <w:t xml:space="preserve">    assertEquals(16, result);</w:t>
+      </w:r>
+    </w:p>
+    <w:p>
+      <w:r>
+        <w:t>}Copy</w:t>
+      </w:r>
+    </w:p>
+    <w:p>
+      <w:r>
+        <w:t>As we can see, it’s now easy to implement the </w:t>
+      </w:r>
+      <w:hyperlink r:id="rId20" w:history="1">
+        <w:r>
+          <w:rPr>
+            <w:rStyle w:val="Hyperlink"/>
+          </w:rPr>
+          <w:t>strategy pattern</w:t>
+        </w:r>
+      </w:hyperlink>
+      <w:r>
+        <w:t> using the new </w:t>
+      </w:r>
+      <w:r>
+        <w:rPr>
+          <w:i/>
+          <w:iCs/>
+        </w:rPr>
+        <w:t>switch.</w:t>
+      </w:r>
+    </w:p>
+    <w:p>
+      <w:pPr>
+        <w:rPr>
+          <w:b/>
+          <w:bCs/>
+        </w:rPr>
+      </w:pPr>
+      <w:r>
+        <w:rPr>
+          <w:b/>
+          <w:bCs/>
+        </w:rPr>
+        <w:t>2.2. Text Blocks (</w:t>
+      </w:r>
+      <w:hyperlink r:id="rId21" w:history="1">
+        <w:r>
+          <w:rPr>
+            <w:rStyle w:val="Hyperlink"/>
+            <w:b/>
+            <w:bCs/>
+          </w:rPr>
+          <w:t>JEP 355</w:t>
+        </w:r>
+      </w:hyperlink>
+      <w:r>
+        <w:rPr>
+          <w:b/>
+          <w:bCs/>
+        </w:rPr>
+        <w:t>)</w:t>
+      </w:r>
+    </w:p>
+    <w:p>
+      <w:r>
+        <w:t>The second preview feature is </w:t>
+      </w:r>
+      <w:hyperlink r:id="rId22" w:history="1">
+        <w:r>
+          <w:rPr>
+            <w:rStyle w:val="Hyperlink"/>
+          </w:rPr>
+          <w:t>text blocks</w:t>
+        </w:r>
+      </w:hyperlink>
+      <w:r>
+        <w:t> for multi-line </w:t>
+      </w:r>
+      <w:r>
+        <w:rPr>
+          <w:i/>
+          <w:iCs/>
+        </w:rPr>
+        <w:t>String</w:t>
+      </w:r>
+      <w:r>
+        <w:t>s such as embedded JSON, XML, HTML, etc.</w:t>
+      </w:r>
+    </w:p>
+    <w:p>
+      <w:r>
+        <w:t>Earlier, to embed JSON in our code, we would declare it as a </w:t>
+      </w:r>
+      <w:r>
+        <w:rPr>
+          <w:i/>
+          <w:iCs/>
+        </w:rPr>
+        <w:t>String </w:t>
+      </w:r>
+      <w:r>
+        <w:t>literal:</w:t>
+      </w:r>
+    </w:p>
+    <w:p>
+      <w:r>
+        <w:rPr>
+          <w:b/>
+          <w:bCs/>
+        </w:rPr>
+        <w:t>String</w:t>
+      </w:r>
+      <w:r>
+        <w:t xml:space="preserve"> JSON_STRING </w:t>
+      </w:r>
+    </w:p>
+    <w:p>
+      <w:r>
+        <w:t xml:space="preserve">  = "{\r\n" + "\"name\" : \"Baeldung\",\r\n" + "\"website\" : \"https://www.%s.com/\"\r\n" + "}";Copy</w:t>
+      </w:r>
+    </w:p>
+    <w:p>
+      <w:r>
+        <w:t>Now let’s write the same JSON using </w:t>
+      </w:r>
+      <w:r>
+        <w:rPr>
+          <w:i/>
+          <w:iCs/>
+        </w:rPr>
+        <w:t>String </w:t>
+      </w:r>
+      <w:r>
+        <w:t>text blocks:</w:t>
+      </w:r>
+    </w:p>
+    <w:p>
+      <w:r>
+        <w:rPr>
+          <w:b/>
+          <w:bCs/>
+        </w:rPr>
+        <w:t>String</w:t>
+      </w:r>
+      <w:r>
+        <w:t xml:space="preserve"> TEXT_BLOCK_JSON = """</w:t>
+      </w:r>
+    </w:p>
+    <w:p>
+      <w:r>
+        <w:t>{</w:t>
+      </w:r>
+    </w:p>
+    <w:p>
+      <w:r>
+        <w:t xml:space="preserve">    "name" : "Baeldung",</w:t>
+      </w:r>
+    </w:p>
+    <w:p>
+      <w:r>
+        <w:t xml:space="preserve">    "website" : "https://www.%s.com/"</w:t>
+      </w:r>
+    </w:p>
+    <w:p>
+      <w:r>
+        <w:t>}</w:t>
+      </w:r>
+    </w:p>
+    <w:p>
+      <w:r>
+        <w:t>""";Copy</w:t>
+      </w:r>
+    </w:p>
+    <w:p>
+      <w:r>
+        <w:lastRenderedPageBreak/>
+        <w:t>As is evident, there is no need to escape double quotes or to add a carriage return. By using text blocks, the embedded JSON is much simpler to write and easier to read and maintain.</w:t>
+      </w:r>
+    </w:p>
+    <w:p>
+      <w:r>
+        <w:t>Moreover, all </w:t>
+      </w:r>
+      <w:r>
+        <w:rPr>
+          <w:i/>
+          <w:iCs/>
+        </w:rPr>
+        <w:t>String </w:t>
+      </w:r>
+      <w:r>
+        <w:t>functions are available:</w:t>
+      </w:r>
+    </w:p>
+    <w:p>
+      <w:r>
+        <w:t>@Test</w:t>
+      </w:r>
+    </w:p>
+    <w:p>
+      <w:r>
+        <w:rPr>
+          <w:b/>
+          <w:bCs/>
+        </w:rPr>
+        <w:t>public</w:t>
+      </w:r>
+      <w:r>
+        <w:t xml:space="preserve"> </w:t>
+      </w:r>
+      <w:r>
+        <w:rPr>
+          <w:b/>
+          <w:bCs/>
+        </w:rPr>
+        <w:t>void</w:t>
+      </w:r>
+      <w:r>
+        <w:t xml:space="preserve"> </w:t>
+      </w:r>
+      <w:r>
+        <w:rPr>
+          <w:b/>
+          <w:bCs/>
+        </w:rPr>
+        <w:t>whenTextBlocks_thenStringOperationsWorkSame</w:t>
+      </w:r>
+      <w:r>
+        <w:t xml:space="preserve">() {        </w:t>
+      </w:r>
+    </w:p>
+    <w:p>
+      <w:r>
+        <w:t xml:space="preserve">    assertThat(TEXT_BLOCK_JSON.contains("Baeldung")).isTrue();</w:t>
+      </w:r>
+    </w:p>
+    <w:p>
+      <w:r>
+        <w:t xml:space="preserve">    assertThat(TEXT_BLOCK_JSON.indexOf("www")).isGreaterThan(0);</w:t>
+      </w:r>
+    </w:p>
+    <w:p>
+      <w:r>
+        <w:t xml:space="preserve">    assertThat(TEXT_BLOCK_JSON.length()).isGreaterThan(0);</w:t>
+      </w:r>
+    </w:p>
+    <w:p>
+      <w:r>
+        <w:t>}</w:t>
+      </w:r>
+    </w:p>
+    <w:p>
+      <w:r>
+        <w:t>Copy</w:t>
+      </w:r>
+    </w:p>
+    <w:p>
+      <w:r>
+        <w:t>Also, </w:t>
+      </w:r>
+      <w:r>
+        <w:rPr>
+          <w:i/>
+          <w:iCs/>
+        </w:rPr>
+        <w:t>java.lang.String</w:t>
+      </w:r>
+      <w:r>
+        <w:t> now has three new methods to manipulate text blocks:</w:t>
+      </w:r>
+    </w:p>
+    <w:p>
+      <w:pPr>
+        <w:numPr>
+          <w:ilvl w:val="0"/>
+          <w:numId w:val="4"/>
+        </w:numPr>
+      </w:pPr>
+      <w:r>
+        <w:rPr>
+          <w:i/>
+          <w:iCs/>
+        </w:rPr>
+        <w:t>stripIndent()</w:t>
+      </w:r>
+      <w:r>
+        <w:t> – mimics the compiler to remove incidental white space</w:t>
+      </w:r>
+    </w:p>
+    <w:p>
+      <w:pPr>
+        <w:numPr>
+          <w:ilvl w:val="0"/>
+          <w:numId w:val="4"/>
+        </w:numPr>
+      </w:pPr>
+      <w:r>
+        <w:rPr>
+          <w:i/>
+          <w:iCs/>
+        </w:rPr>
+        <w:t>translateEscapes()</w:t>
+      </w:r>
+      <w:r>
+        <w:t> – translates escape sequences such as </w:t>
+      </w:r>
+      <w:r>
+        <w:rPr>
+          <w:i/>
+          <w:iCs/>
+        </w:rPr>
+        <w:t>“\\t”</w:t>
+      </w:r>
+      <w:r>
+        <w:t> to </w:t>
+      </w:r>
+      <w:r>
+        <w:rPr>
+          <w:i/>
+          <w:iCs/>
+        </w:rPr>
+        <w:t>“\t”</w:t>
+      </w:r>
+    </w:p>
+    <w:p>
+      <w:pPr>
+        <w:numPr>
+          <w:ilvl w:val="0"/>
+          <w:numId w:val="4"/>
+        </w:numPr>
+      </w:pPr>
+      <w:r>
+        <w:rPr>
+          <w:i/>
+          <w:iCs/>
+        </w:rPr>
+        <w:t>formatted()</w:t>
+      </w:r>
+      <w:r>
+        <w:t> – works the same as </w:t>
+      </w:r>
+      <w:r>
+        <w:rPr>
+          <w:i/>
+          <w:iCs/>
+        </w:rPr>
+        <w:t>String::format, </w:t>
+      </w:r>
+      <w:r>
+        <w:t>but for text blocks</w:t>
+      </w:r>
+    </w:p>
+    <w:p>
+      <w:r>
+        <w:t>Let’s take a quick look at a </w:t>
+      </w:r>
+      <w:r>
+        <w:rPr>
+          <w:i/>
+          <w:iCs/>
+        </w:rPr>
+        <w:t>String::formatted</w:t>
+      </w:r>
+      <w:r>
+        <w:t> example:</w:t>
+      </w:r>
+    </w:p>
+    <w:p>
+      <w:r>
+        <w:t>assertThat(TEXT_BLOCK_JSON.formatted("baeldung").contains("www.baeldung.com")).isTrue();</w:t>
+      </w:r>
+    </w:p>
+    <w:p>
+      <w:r>
+        <w:t>assertThat(String.format(JSON_STRING,"baeldung").contains("www.baeldung.com")).isTrue();</w:t>
+      </w:r>
+    </w:p>
+    <w:p>
+      <w:r>
+        <w:t>Copy</w:t>
+      </w:r>
+    </w:p>
+    <w:p>
+      <w:r>
+        <w:t>Since text blocks are a preview feature and can be removed in a future release, these new methods are marked for deprecation.</w:t>
+      </w:r>
+    </w:p>
+    <w:p>
+      <w:pPr>
+        <w:rPr>
+          <w:b/>
+          <w:bCs/>
+        </w:rPr>
+      </w:pPr>
+      <w:r>
+        <w:rPr>
+          <w:b/>
+          <w:bCs/>
+        </w:rPr>
+        <w:t>3. Dynamic CDS Archives (JEP 350)</w:t>
+      </w:r>
+    </w:p>
+    <w:p>
+      <w:r>
+        <w:t>Class data sharing (CDS) has been a prominent feature of Java HotSpot VM for a while now. It allows </w:t>
+      </w:r>
+      <w:r>
+        <w:rPr>
+          <w:b/>
+          <w:bCs/>
+        </w:rPr>
+        <w:t>class metadata to be shared across different JVMs to reduce startup time and memory footprint</w:t>
+      </w:r>
+      <w:r>
+        <w:t>. JDK 10 extended this ability by adding application CDS (</w:t>
+      </w:r>
+      <w:hyperlink r:id="rId23" w:history="1">
+        <w:r>
+          <w:rPr>
+            <w:rStyle w:val="Hyperlink"/>
+          </w:rPr>
+          <w:t>AppCDS</w:t>
+        </w:r>
+      </w:hyperlink>
+      <w:r>
+        <w:t>) – to give developers the power to include application classes in the shared archive. JDK 12 further enhanced this feature to include </w:t>
+      </w:r>
+      <w:hyperlink r:id="rId24" w:history="1">
+        <w:r>
+          <w:rPr>
+            <w:rStyle w:val="Hyperlink"/>
+          </w:rPr>
+          <w:t>CDS archives by default</w:t>
+        </w:r>
+      </w:hyperlink>
+      <w:r>
+        <w:t>.</w:t>
+      </w:r>
+    </w:p>
+    <w:p>
+      <w:r>
+        <w:t xml:space="preserve">However, the process of archiving application classes was tedious. To generate archive files, developers had to do trial runs of their applications to create a class list first, and </w:t>
+      </w:r>
+      <w:r>
+        <w:lastRenderedPageBreak/>
+        <w:t>then dump it into an archive. After that, this archive could be used to share metadata between JVMs.</w:t>
+      </w:r>
+    </w:p>
+    <w:p>
+      <w:r>
+        <w:t>With </w:t>
+      </w:r>
+      <w:hyperlink r:id="rId25" w:history="1">
+        <w:r>
+          <w:rPr>
+            <w:rStyle w:val="Hyperlink"/>
+          </w:rPr>
+          <w:t>dynamic archiving</w:t>
+        </w:r>
+      </w:hyperlink>
+      <w:r>
+        <w:t>, JDK 13 has simplified this process. Now </w:t>
+      </w:r>
+      <w:r>
+        <w:rPr>
+          <w:b/>
+          <w:bCs/>
+        </w:rPr>
+        <w:t>we can generate a shared archive at the time the application is exiting</w:t>
+      </w:r>
+      <w:r>
+        <w:t>. This has eliminated the need for trial runs.</w:t>
+      </w:r>
+    </w:p>
+    <w:p>
+      <w:r>
+        <w:t>To enable applications to create a dynamic shared archive on top of the default system archive, we need to add an option </w:t>
+      </w:r>
+      <w:r>
+        <w:rPr>
+          <w:i/>
+          <w:iCs/>
+        </w:rPr>
+        <w:t>-XX:ArchiveClassesAtExit</w:t>
+      </w:r>
+      <w:r>
+        <w:t> and specify the archive name as argument:</w:t>
+      </w:r>
+    </w:p>
+    <w:p>
+      <w:r>
+        <w:t>java -XX:ArchiveClassesAtExit=&lt;archive filename&gt; -cp &lt;app jar&gt; AppNameCopy</w:t>
+      </w:r>
+    </w:p>
+    <w:p>
+      <w:r>
+        <w:t>We can then use the newly created archive to run the same app with </w:t>
+      </w:r>
+      <w:r>
+        <w:rPr>
+          <w:i/>
+          <w:iCs/>
+        </w:rPr>
+        <w:t>-XX:SharedArchiveFile</w:t>
+      </w:r>
+      <w:r>
+        <w:t> option:</w:t>
+      </w:r>
+    </w:p>
+    <w:p>
+      <w:r>
+        <w:t>java -XX:SharedArchiveFile=&lt;archive filename&gt; -cp &lt;app jar&gt; AppNameCopy</w:t>
+      </w:r>
+    </w:p>
+    <w:p>
+      <w:pPr>
+        <w:rPr>
+          <w:b/>
+          <w:bCs/>
+        </w:rPr>
+      </w:pPr>
+      <w:r>
+        <w:rPr>
+          <w:b/>
+          <w:bCs/>
+        </w:rPr>
+        <w:t>4. ZGC: Uncommit Unused Memory (JEP 351)</w:t>
+      </w:r>
+    </w:p>
+    <w:p>
+      <w:r>
+        <w:t>The </w:t>
+      </w:r>
+      <w:hyperlink r:id="rId26" w:history="1">
+        <w:r>
+          <w:rPr>
+            <w:rStyle w:val="Hyperlink"/>
+          </w:rPr>
+          <w:t>Z Garbage Collector</w:t>
+        </w:r>
+      </w:hyperlink>
+      <w:r>
+        <w:t> was introduced in Java 11 as a low-latency garbage collection mechanism, such that GC pause times never exceeded 10 ms. However, unlike other HotSpot VM GCs such as G1 and Shenandoah, it was not equipped to return unused heap memory to the operating system. </w:t>
+      </w:r>
+      <w:hyperlink r:id="rId27" w:history="1">
+        <w:r>
+          <w:rPr>
+            <w:rStyle w:val="Hyperlink"/>
+          </w:rPr>
+          <w:t>Java 13 added this capability</w:t>
+        </w:r>
+      </w:hyperlink>
+      <w:r>
+        <w:t> to the ZGC.</w:t>
+      </w:r>
+    </w:p>
+    <w:p>
+      <w:r>
+        <w:t>We now get a reduced memory footprint along with performance improvement.</w:t>
+      </w:r>
+    </w:p>
+    <w:p>
+      <w:r>
+        <w:t>Starting with Java 13, the </w:t>
+      </w:r>
+      <w:r>
+        <w:rPr>
+          <w:b/>
+          <w:bCs/>
+        </w:rPr>
+        <w:t>ZGC now returns uncommitted memory to the operating system by default</w:t>
+      </w:r>
+      <w:r>
+        <w:t>, up until the specified minimum heap size is reached. If we do not want to use this feature, we can go back to the Java 11 way by:</w:t>
+      </w:r>
+    </w:p>
+    <w:p>
+      <w:pPr>
+        <w:numPr>
+          <w:ilvl w:val="0"/>
+          <w:numId w:val="5"/>
+        </w:numPr>
+      </w:pPr>
+      <w:r>
+        <w:t>Using option </w:t>
+      </w:r>
+      <w:r>
+        <w:rPr>
+          <w:i/>
+          <w:iCs/>
+        </w:rPr>
+        <w:t>-XX:-ZUncommit,</w:t>
+      </w:r>
+      <w:r>
+        <w:t> or</w:t>
+      </w:r>
+    </w:p>
+    <w:p>
+      <w:pPr>
+        <w:numPr>
+          <w:ilvl w:val="0"/>
+          <w:numId w:val="5"/>
+        </w:numPr>
+      </w:pPr>
+      <w:r>
+        <w:t>Setting equal minimum (</w:t>
+      </w:r>
+      <w:r>
+        <w:rPr>
+          <w:i/>
+          <w:iCs/>
+        </w:rPr>
+        <w:t>-Xms</w:t>
+      </w:r>
+      <w:r>
+        <w:t>) and maximum (</w:t>
+      </w:r>
+      <w:r>
+        <w:rPr>
+          <w:i/>
+          <w:iCs/>
+        </w:rPr>
+        <w:t>-Xmx</w:t>
+      </w:r>
+      <w:r>
+        <w:t>) heap sizes</w:t>
+      </w:r>
+    </w:p>
+    <w:p>
+      <w:r>
+        <w:t>Additionally, ZGC now has a maximum supported heap size of 16TB. Earlier, 4TB was the limit.</w:t>
+      </w:r>
+    </w:p>
+    <w:p>
+      <w:pPr>
+        <w:rPr>
+          <w:b/>
+          <w:bCs/>
+        </w:rPr>
+      </w:pPr>
+      <w:r>
+        <w:rPr>
+          <w:b/>
+          <w:bCs/>
+        </w:rPr>
+        <w:t>5. Reimplement the Legacy Socket API (JEP 353)</w:t>
+      </w:r>
+    </w:p>
+    <w:p>
+      <w:r>
+        <w:t>We have seen Socket (</w:t>
+      </w:r>
+      <w:r>
+        <w:rPr>
+          <w:i/>
+          <w:iCs/>
+        </w:rPr>
+        <w:t>java.net.Socket </w:t>
+      </w:r>
+      <w:r>
+        <w:t>and </w:t>
+      </w:r>
+      <w:r>
+        <w:rPr>
+          <w:i/>
+          <w:iCs/>
+        </w:rPr>
+        <w:t>java.net.ServerSocket</w:t>
+      </w:r>
+      <w:r>
+        <w:t>) APIs as an integral part of Java since its onset. However, they were never modernized in the last twenty years. Written in legacy Java and C, they were cumbersome and difficult to maintain.</w:t>
+      </w:r>
+    </w:p>
+    <w:p>
+      <w:r>
+        <w:t>Java 13 bucked this trend and </w:t>
+      </w:r>
+      <w:hyperlink r:id="rId28" w:history="1">
+        <w:r>
+          <w:rPr>
+            <w:rStyle w:val="Hyperlink"/>
+          </w:rPr>
+          <w:t>replaced the underlying implementation</w:t>
+        </w:r>
+      </w:hyperlink>
+      <w:r>
+        <w:t> to align the API with the futuristic user-mode threads. Instead of </w:t>
+      </w:r>
+      <w:r>
+        <w:rPr>
+          <w:i/>
+          <w:iCs/>
+        </w:rPr>
+        <w:t>PlainSocketImpl</w:t>
+      </w:r>
+      <w:r>
+        <w:t>, the provider interface now points to </w:t>
+      </w:r>
+      <w:r>
+        <w:rPr>
+          <w:i/>
+          <w:iCs/>
+        </w:rPr>
+        <w:t>NioSocketImpl</w:t>
+      </w:r>
+      <w:r>
+        <w:t>. This newly coded implementation is based on the same internal infrastructure as </w:t>
+      </w:r>
+      <w:r>
+        <w:rPr>
+          <w:i/>
+          <w:iCs/>
+        </w:rPr>
+        <w:t>java.nio</w:t>
+      </w:r>
+      <w:r>
+        <w:t>.</w:t>
+      </w:r>
+    </w:p>
+    <w:p>
+      <w:r>
+        <w:lastRenderedPageBreak/>
+        <w:t>Again, we do have a way to go back to using </w:t>
+      </w:r>
+      <w:r>
+        <w:rPr>
+          <w:i/>
+          <w:iCs/>
+        </w:rPr>
+        <w:t>PlainSocketImpl</w:t>
+      </w:r>
+      <w:r>
+        <w:t>. We can start the JVM with the system property </w:t>
+      </w:r>
+      <w:r>
+        <w:rPr>
+          <w:i/>
+          <w:iCs/>
+        </w:rPr>
+        <w:t>-Djdk.net.usePlainSocketImpl</w:t>
+      </w:r>
+      <w:r>
+        <w:t> set as </w:t>
+      </w:r>
+      <w:r>
+        <w:rPr>
+          <w:i/>
+          <w:iCs/>
+        </w:rPr>
+        <w:t>true</w:t>
+      </w:r>
+      <w:r>
+        <w:t> to use the older implementation. The default is </w:t>
+      </w:r>
+      <w:r>
+        <w:rPr>
+          <w:i/>
+          <w:iCs/>
+        </w:rPr>
+        <w:t>NioSocketImpl.</w:t>
+      </w:r>
+    </w:p>
+    <w:p>
+      <w:pPr>
+        <w:rPr>
+          <w:b/>
+          <w:bCs/>
+        </w:rPr>
+      </w:pPr>
+      <w:r>
+        <w:rPr>
+          <w:b/>
+          <w:bCs/>
+        </w:rPr>
+        <w:t>6. Miscellaneous Changes</w:t>
+      </w:r>
+    </w:p>
+    <w:p>
+      <w:r>
+        <w:t>Apart from the JEPs listed above, Java 13 has given us a few more notable changes:</w:t>
+      </w:r>
+    </w:p>
+    <w:p>
+      <w:pPr>
+        <w:numPr>
+          <w:ilvl w:val="0"/>
+          <w:numId w:val="6"/>
+        </w:numPr>
+      </w:pPr>
+      <w:r>
+        <w:rPr>
+          <w:i/>
+          <w:iCs/>
+        </w:rPr>
+        <w:t>java.nio</w:t>
+      </w:r>
+      <w:r>
+        <w:t> – method </w:t>
+      </w:r>
+      <w:r>
+        <w:rPr>
+          <w:i/>
+          <w:iCs/>
+        </w:rPr>
+        <w:t>FileSystems.newFileSystem(Path, Map&lt;String, ?&gt;) </w:t>
+      </w:r>
+      <w:r>
+        <w:t>added</w:t>
+      </w:r>
+    </w:p>
+    <w:p>
+      <w:pPr>
+        <w:numPr>
+          <w:ilvl w:val="0"/>
+          <w:numId w:val="6"/>
+        </w:numPr>
+      </w:pPr>
+      <w:r>
+        <w:rPr>
+          <w:i/>
+          <w:iCs/>
+        </w:rPr>
+        <w:t>java.time</w:t>
+      </w:r>
+      <w:r>
+        <w:t> – new official Japanese era name added</w:t>
+      </w:r>
+    </w:p>
+    <w:p>
+      <w:pPr>
+        <w:numPr>
+          <w:ilvl w:val="0"/>
+          <w:numId w:val="6"/>
+        </w:numPr>
+      </w:pPr>
+      <w:r>
+        <w:rPr>
+          <w:i/>
+          <w:iCs/>
+        </w:rPr>
+        <w:t>javax.crypto</w:t>
+      </w:r>
+      <w:r>
+        <w:t> – support for MS Cryptography Next Generation (CNG)</w:t>
+      </w:r>
+    </w:p>
+    <w:p>
+      <w:pPr>
+        <w:numPr>
+          <w:ilvl w:val="0"/>
+          <w:numId w:val="6"/>
+        </w:numPr>
+      </w:pPr>
+      <w:r>
+        <w:rPr>
+          <w:i/>
+          <w:iCs/>
+        </w:rPr>
+        <w:t>javax.security</w:t>
+      </w:r>
+      <w:r>
+        <w:t> – property </w:t>
+      </w:r>
+      <w:r>
+        <w:rPr>
+          <w:i/>
+          <w:iCs/>
+        </w:rPr>
+        <w:t>jdk.sasl.disabledMechanisms</w:t>
+      </w:r>
+      <w:r>
+        <w:t> added to disable SASL mechanisms</w:t>
+      </w:r>
+    </w:p>
+    <w:p>
+      <w:pPr>
+        <w:numPr>
+          <w:ilvl w:val="0"/>
+          <w:numId w:val="6"/>
+        </w:numPr>
+      </w:pPr>
+      <w:r>
+        <w:rPr>
+          <w:i/>
+          <w:iCs/>
+        </w:rPr>
+        <w:t>javax.xml.crypto</w:t>
+      </w:r>
+      <w:r>
+        <w:t> – new </w:t>
+      </w:r>
+      <w:r>
+        <w:rPr>
+          <w:i/>
+          <w:iCs/>
+        </w:rPr>
+        <w:t>String</w:t>
+      </w:r>
+      <w:r>
+        <w:t> constants introduced to represent Canonical XML 1.1 URIs</w:t>
+      </w:r>
+    </w:p>
+    <w:p>
+      <w:pPr>
+        <w:numPr>
+          <w:ilvl w:val="0"/>
+          <w:numId w:val="6"/>
+        </w:numPr>
+      </w:pPr>
+      <w:r>
+        <w:rPr>
+          <w:i/>
+          <w:iCs/>
+        </w:rPr>
+        <w:t>javax.xml.parsers</w:t>
+      </w:r>
+      <w:r>
+        <w:t> – new methods added to instantiate DOM and SAX factories with namespaces support</w:t>
+      </w:r>
+    </w:p>
+    <w:p>
+      <w:pPr>
+        <w:numPr>
+          <w:ilvl w:val="0"/>
+          <w:numId w:val="6"/>
+        </w:numPr>
+      </w:pPr>
+      <w:r>
+        <w:t>Unicode support upgraded to version 12.1</w:t>
+      </w:r>
+    </w:p>
+    <w:p>
+      <w:pPr>
+        <w:numPr>
+          <w:ilvl w:val="0"/>
+          <w:numId w:val="6"/>
+        </w:numPr>
+      </w:pPr>
+      <w:r>
+        <w:t>Support added for Kerberos principal name canonicalization and cross-realm referrals</w:t>
+      </w:r>
+    </w:p>
+    <w:p>
+      <w:r>
+        <w:t>Additionally, a few APIs are </w:t>
+      </w:r>
+      <w:hyperlink r:id="rId29" w:anchor="APIs-proposed-for-removal" w:history="1">
+        <w:r>
+          <w:rPr>
+            <w:rStyle w:val="Hyperlink"/>
+          </w:rPr>
+          <w:t>proposed for removal</w:t>
+        </w:r>
+      </w:hyperlink>
+      <w:r>
+        <w:t>. These include the three </w:t>
+      </w:r>
+      <w:r>
+        <w:rPr>
+          <w:i/>
+          <w:iCs/>
+        </w:rPr>
+        <w:t>String </w:t>
+      </w:r>
+      <w:r>
+        <w:t>methods listed above, and the </w:t>
+      </w:r>
+      <w:r>
+        <w:rPr>
+          <w:i/>
+          <w:iCs/>
+        </w:rPr>
+        <w:t>javax.security.cert</w:t>
+      </w:r>
+      <w:r>
+        <w:t> API.</w:t>
+      </w:r>
+    </w:p>
+    <w:p>
+      <w:r>
+        <w:t>Among the removals include the </w:t>
+      </w:r>
+      <w:r>
+        <w:rPr>
+          <w:i/>
+          <w:iCs/>
+        </w:rPr>
+        <w:t>rmic </w:t>
+      </w:r>
+      <w:r>
+        <w:t>tool and </w:t>
+      </w:r>
+      <w:hyperlink r:id="rId30" w:history="1">
+        <w:r>
+          <w:rPr>
+            <w:rStyle w:val="Hyperlink"/>
+          </w:rPr>
+          <w:t>old features from the JavaDoc tool</w:t>
+        </w:r>
+      </w:hyperlink>
+      <w:r>
+        <w:t>. Pre-JDK 1.4 </w:t>
+      </w:r>
+      <w:r>
+        <w:rPr>
+          <w:i/>
+          <w:iCs/>
+        </w:rPr>
+        <w:t>SocketImpl</w:t>
+      </w:r>
+      <w:r>
+        <w:t> implementations are also no longer supported.</w:t>
+      </w:r>
+    </w:p>
+    <w:p>
+      <w:pPr>
+        <w:rPr>
+          <w:b/>
+          <w:bCs/>
+        </w:rPr>
+      </w:pPr>
+      <w:r>
+        <w:rPr>
+          <w:b/>
+          <w:bCs/>
+        </w:rPr>
+        <w:t>7. Conclusion</w:t>
+      </w:r>
+    </w:p>
+    <w:p>
+      <w:r>
+        <w:t>In this article, we saw all five JDK Enhancement Proposals implemented by Java 13. We also listed down some other notable additions and deletions.</w:t>
+      </w:r>
+    </w:p>
+    <w:p>
+      <w:r>
+        <w:t>The code backing this article is available on GitHub. Once you're </w:t>
+      </w:r>
+      <w:r>
+        <w:rPr>
+          <w:b/>
+          <w:bCs/>
+        </w:rPr>
+        <w:t>logged in as a </w:t>
+      </w:r>
+      <w:hyperlink r:id="rId31" w:history="1">
+        <w:r>
+          <w:rPr>
+            <w:rStyle w:val="Hyperlink"/>
+            <w:b/>
+            <w:bCs/>
+          </w:rPr>
+          <w:t>Baeldung Pro Member</w:t>
+        </w:r>
+      </w:hyperlink>
+      <w:r>
+        <w:t>, start learning and coding on the project.</w:t>
+      </w:r>
+    </w:p>
+    <w:p>
+      <w:pPr>
+        <w:rPr>
+          <w:b/>
+          <w:bCs/>
+        </w:rPr>
+      </w:pPr>
+      <w:r>
+        <w:rPr>
+          <w:b/>
+          <w:bCs/>
+        </w:rPr>
+        <w:t>Next »</w:t>
+      </w:r>
+    </w:p>
+    <w:p>
+      <w:hyperlink r:id="rId32" w:history="1">
+        <w:r>
+          <w:rPr>
+            <w:rStyle w:val="Hyperlink"/>
+          </w:rPr>
+          <w:t>New Features in Java 14</w:t>
+        </w:r>
+      </w:hyperlink>
+    </w:p>
     <w:p/>
     <w:sectPr>
       <w:pgSz w:w="11906" w:h="16838"/>
@@ -134,6 +1930,155 @@
 <file path=word/numbering.xml><?xml version="1.0" encoding="utf-8"?>
 <w:numbering xmlns:wpc="http://schemas.microsoft.com/office/word/2010/wordprocessingCanvas" xmlns:cx="http://schemas.microsoft.com/office/drawing/2014/chartex" xmlns:cx1="http://schemas.microsoft.com/office/drawing/2015/9/8/chartex" xmlns:cx2="http://schemas.microsoft.com/office/drawing/2015/10/21/chartex" xmlns:cx3="http://schemas.microsoft.com/office/drawing/2016/5/9/chartex" xmlns:cx4="http://schemas.microsoft.com/office/drawing/2016/5/10/chartex" xmlns:cx5="http://schemas.microsoft.com/office/drawing/2016/5/11/chartex" xmlns:cx6="http://schemas.microsoft.com/office/drawing/2016/5/12/chartex" xmlns:cx7="http://schemas.microsoft.com/office/drawing/2016/5/13/chartex" xmlns:cx8="http://schemas.microsoft.com/office/drawing/2016/5/14/chartex" xmlns:mc="http://schemas.openxmlformats.org/markup-compatibility/2006" xmlns:aink="http://schemas.microsoft.com/office/drawing/2016/ink" xmlns:am3d="http://schemas.microsoft.com/office/drawing/2017/model3d" xmlns:o="urn:schemas-microsoft-com:office:office" xmlns:oel="http://schemas.microsoft.com/office/2019/extlst" xmlns:r="http://schemas.openxmlformats.org/officeDocument/2006/relationships" xmlns:m="http://schemas.openxmlformats.org/officeDocument/2006/math" xmlns:v="urn:schemas-microsoft-com:vml" xmlns:wp14="http://schemas.microsoft.com/office/word/2010/wordprocessingDrawing" xmlns:wp="http://schemas.openxmlformats.org/drawingml/2006/wordprocessingDrawing" xmlns:w10="urn:schemas-microsoft-com:office:word" xmlns:w="http://schemas.openxmlformats.org/wordprocessingml/2006/main" xmlns:w14="http://schemas.microsoft.com/office/word/2010/wordml" xmlns:w15="http://schemas.microsoft.com/office/word/2012/wordml" xmlns:w16cex="http://schemas.microsoft.com/office/word/2018/wordml/cex" xmlns:w16cid="http://schemas.microsoft.com/office/word/2016/wordml/cid" xmlns:w16="http://schemas.microsoft.com/office/word/2018/wordml" xmlns:w16du="http://schemas.microsoft.com/office/word/2023/wordml/word16du" xmlns:w16sdtdh="http://schemas.microsoft.com/office/word/2020/wordml/sdtdatahash" xmlns:w16sdtfl="http://schemas.microsoft.com/office/word/2024/wordml/sdtformatlock" xmlns:w16se="http://schemas.microsoft.com/office/word/2015/wordml/symex" xmlns:wpg="http://schemas.microsoft.com/office/word/2010/wordprocessingGroup" xmlns:wpi="http://schemas.microsoft.com/office/word/2010/wordprocessingInk" xmlns:wne="http://schemas.microsoft.com/office/word/2006/wordml" xmlns:wps="http://schemas.microsoft.com/office/word/2010/wordprocessingShape" mc:Ignorable="w14 w15 w16se w16cid w16 w16cex w16sdtdh w16sdtfl w16du wp14">
   <w:abstractNum w:abstractNumId="0" w15:restartNumberingAfterBreak="0">
+    <w:nsid w:val="1B7D479E"/>
+    <w:multiLevelType w:val="multilevel"/>
+    <w:tmpl w:val="63D8D956"/>
+    <w:lvl w:ilvl="0">
+      <w:start w:val="1"/>
+      <w:numFmt w:val="bullet"/>
+      <w:lvlText w:val=""/>
+      <w:lvlJc w:val="left"/>
+      <w:pPr>
+        <w:tabs>
+          <w:tab w:val="num" w:pos="720"/>
+        </w:tabs>
+        <w:ind w:left="720" w:hanging="360"/>
+      </w:pPr>
+      <w:rPr>
+        <w:rFonts w:ascii="Symbol" w:hAnsi="Symbol" w:hint="default"/>
+        <w:sz w:val="20"/>
+      </w:rPr>
+    </w:lvl>
+    <w:lvl w:ilvl="1" w:tentative="1">
+      <w:start w:val="1"/>
+      <w:numFmt w:val="bullet"/>
+      <w:lvlText w:val="o"/>
+      <w:lvlJc w:val="left"/>
+      <w:pPr>
+        <w:tabs>
+          <w:tab w:val="num" w:pos="1440"/>
+        </w:tabs>
+        <w:ind w:left="1440" w:hanging="360"/>
+      </w:pPr>
+      <w:rPr>
+        <w:rFonts w:ascii="Courier New" w:hAnsi="Courier New" w:hint="default"/>
+        <w:sz w:val="20"/>
+      </w:rPr>
+    </w:lvl>
+    <w:lvl w:ilvl="2" w:tentative="1">
+      <w:start w:val="1"/>
+      <w:numFmt w:val="bullet"/>
+      <w:lvlText w:val=""/>
+      <w:lvlJc w:val="left"/>
+      <w:pPr>
+        <w:tabs>
+          <w:tab w:val="num" w:pos="2160"/>
+        </w:tabs>
+        <w:ind w:left="2160" w:hanging="360"/>
+      </w:pPr>
+      <w:rPr>
+        <w:rFonts w:ascii="Wingdings" w:hAnsi="Wingdings" w:hint="default"/>
+        <w:sz w:val="20"/>
+      </w:rPr>
+    </w:lvl>
+    <w:lvl w:ilvl="3" w:tentative="1">
+      <w:start w:val="1"/>
+      <w:numFmt w:val="bullet"/>
+      <w:lvlText w:val=""/>
+      <w:lvlJc w:val="left"/>
+      <w:pPr>
+        <w:tabs>
+          <w:tab w:val="num" w:pos="2880"/>
+        </w:tabs>
+        <w:ind w:left="2880" w:hanging="360"/>
+      </w:pPr>
+      <w:rPr>
+        <w:rFonts w:ascii="Wingdings" w:hAnsi="Wingdings" w:hint="default"/>
+        <w:sz w:val="20"/>
+      </w:rPr>
+    </w:lvl>
+    <w:lvl w:ilvl="4" w:tentative="1">
+      <w:start w:val="1"/>
+      <w:numFmt w:val="bullet"/>
+      <w:lvlText w:val=""/>
+      <w:lvlJc w:val="left"/>
+      <w:pPr>
+        <w:tabs>
+          <w:tab w:val="num" w:pos="3600"/>
+        </w:tabs>
+        <w:ind w:left="3600" w:hanging="360"/>
+      </w:pPr>
+      <w:rPr>
+        <w:rFonts w:ascii="Wingdings" w:hAnsi="Wingdings" w:hint="default"/>
+        <w:sz w:val="20"/>
+      </w:rPr>
+    </w:lvl>
+    <w:lvl w:ilvl="5" w:tentative="1">
+      <w:start w:val="1"/>
+      <w:numFmt w:val="bullet"/>
+      <w:lvlText w:val=""/>
+      <w:lvlJc w:val="left"/>
+      <w:pPr>
+        <w:tabs>
+          <w:tab w:val="num" w:pos="4320"/>
+        </w:tabs>
+        <w:ind w:left="4320" w:hanging="360"/>
+      </w:pPr>
+      <w:rPr>
+        <w:rFonts w:ascii="Wingdings" w:hAnsi="Wingdings" w:hint="default"/>
+        <w:sz w:val="20"/>
+      </w:rPr>
+    </w:lvl>
+    <w:lvl w:ilvl="6" w:tentative="1">
+      <w:start w:val="1"/>
+      <w:numFmt w:val="bullet"/>
+      <w:lvlText w:val=""/>
+      <w:lvlJc w:val="left"/>
+      <w:pPr>
+        <w:tabs>
+          <w:tab w:val="num" w:pos="5040"/>
+        </w:tabs>
+        <w:ind w:left="5040" w:hanging="360"/>
+      </w:pPr>
+      <w:rPr>
+        <w:rFonts w:ascii="Wingdings" w:hAnsi="Wingdings" w:hint="default"/>
+        <w:sz w:val="20"/>
+      </w:rPr>
+    </w:lvl>
+    <w:lvl w:ilvl="7" w:tentative="1">
+      <w:start w:val="1"/>
+      <w:numFmt w:val="bullet"/>
+      <w:lvlText w:val=""/>
+      <w:lvlJc w:val="left"/>
+      <w:pPr>
+        <w:tabs>
+          <w:tab w:val="num" w:pos="5760"/>
+        </w:tabs>
+        <w:ind w:left="5760" w:hanging="360"/>
+      </w:pPr>
+      <w:rPr>
+        <w:rFonts w:ascii="Wingdings" w:hAnsi="Wingdings" w:hint="default"/>
+        <w:sz w:val="20"/>
+      </w:rPr>
+    </w:lvl>
+    <w:lvl w:ilvl="8" w:tentative="1">
+      <w:start w:val="1"/>
+      <w:numFmt w:val="bullet"/>
+      <w:lvlText w:val=""/>
+      <w:lvlJc w:val="left"/>
+      <w:pPr>
+        <w:tabs>
+          <w:tab w:val="num" w:pos="6480"/>
+        </w:tabs>
+        <w:ind w:left="6480" w:hanging="360"/>
+      </w:pPr>
+      <w:rPr>
+        <w:rFonts w:ascii="Wingdings" w:hAnsi="Wingdings" w:hint="default"/>
+        <w:sz w:val="20"/>
+      </w:rPr>
+    </w:lvl>
+  </w:abstractNum>
+  <w:abstractNum w:abstractNumId="1" w15:restartNumberingAfterBreak="0">
     <w:nsid w:val="311665D3"/>
     <w:multiLevelType w:val="multilevel"/>
     <w:tmpl w:val="5516A89E"/>
@@ -246,8 +2191,619 @@
       </w:pPr>
     </w:lvl>
   </w:abstractNum>
+  <w:abstractNum w:abstractNumId="2" w15:restartNumberingAfterBreak="0">
+    <w:nsid w:val="47583F4B"/>
+    <w:multiLevelType w:val="multilevel"/>
+    <w:tmpl w:val="D910F98C"/>
+    <w:lvl w:ilvl="0">
+      <w:start w:val="1"/>
+      <w:numFmt w:val="bullet"/>
+      <w:lvlText w:val=""/>
+      <w:lvlJc w:val="left"/>
+      <w:pPr>
+        <w:tabs>
+          <w:tab w:val="num" w:pos="720"/>
+        </w:tabs>
+        <w:ind w:left="720" w:hanging="360"/>
+      </w:pPr>
+      <w:rPr>
+        <w:rFonts w:ascii="Symbol" w:hAnsi="Symbol" w:hint="default"/>
+        <w:sz w:val="20"/>
+      </w:rPr>
+    </w:lvl>
+    <w:lvl w:ilvl="1" w:tentative="1">
+      <w:start w:val="1"/>
+      <w:numFmt w:val="bullet"/>
+      <w:lvlText w:val="o"/>
+      <w:lvlJc w:val="left"/>
+      <w:pPr>
+        <w:tabs>
+          <w:tab w:val="num" w:pos="1440"/>
+        </w:tabs>
+        <w:ind w:left="1440" w:hanging="360"/>
+      </w:pPr>
+      <w:rPr>
+        <w:rFonts w:ascii="Courier New" w:hAnsi="Courier New" w:hint="default"/>
+        <w:sz w:val="20"/>
+      </w:rPr>
+    </w:lvl>
+    <w:lvl w:ilvl="2" w:tentative="1">
+      <w:start w:val="1"/>
+      <w:numFmt w:val="bullet"/>
+      <w:lvlText w:val=""/>
+      <w:lvlJc w:val="left"/>
+      <w:pPr>
+        <w:tabs>
+          <w:tab w:val="num" w:pos="2160"/>
+        </w:tabs>
+        <w:ind w:left="2160" w:hanging="360"/>
+      </w:pPr>
+      <w:rPr>
+        <w:rFonts w:ascii="Wingdings" w:hAnsi="Wingdings" w:hint="default"/>
+        <w:sz w:val="20"/>
+      </w:rPr>
+    </w:lvl>
+    <w:lvl w:ilvl="3" w:tentative="1">
+      <w:start w:val="1"/>
+      <w:numFmt w:val="bullet"/>
+      <w:lvlText w:val=""/>
+      <w:lvlJc w:val="left"/>
+      <w:pPr>
+        <w:tabs>
+          <w:tab w:val="num" w:pos="2880"/>
+        </w:tabs>
+        <w:ind w:left="2880" w:hanging="360"/>
+      </w:pPr>
+      <w:rPr>
+        <w:rFonts w:ascii="Wingdings" w:hAnsi="Wingdings" w:hint="default"/>
+        <w:sz w:val="20"/>
+      </w:rPr>
+    </w:lvl>
+    <w:lvl w:ilvl="4" w:tentative="1">
+      <w:start w:val="1"/>
+      <w:numFmt w:val="bullet"/>
+      <w:lvlText w:val=""/>
+      <w:lvlJc w:val="left"/>
+      <w:pPr>
+        <w:tabs>
+          <w:tab w:val="num" w:pos="3600"/>
+        </w:tabs>
+        <w:ind w:left="3600" w:hanging="360"/>
+      </w:pPr>
+      <w:rPr>
+        <w:rFonts w:ascii="Wingdings" w:hAnsi="Wingdings" w:hint="default"/>
+        <w:sz w:val="20"/>
+      </w:rPr>
+    </w:lvl>
+    <w:lvl w:ilvl="5" w:tentative="1">
+      <w:start w:val="1"/>
+      <w:numFmt w:val="bullet"/>
+      <w:lvlText w:val=""/>
+      <w:lvlJc w:val="left"/>
+      <w:pPr>
+        <w:tabs>
+          <w:tab w:val="num" w:pos="4320"/>
+        </w:tabs>
+        <w:ind w:left="4320" w:hanging="360"/>
+      </w:pPr>
+      <w:rPr>
+        <w:rFonts w:ascii="Wingdings" w:hAnsi="Wingdings" w:hint="default"/>
+        <w:sz w:val="20"/>
+      </w:rPr>
+    </w:lvl>
+    <w:lvl w:ilvl="6" w:tentative="1">
+      <w:start w:val="1"/>
+      <w:numFmt w:val="bullet"/>
+      <w:lvlText w:val=""/>
+      <w:lvlJc w:val="left"/>
+      <w:pPr>
+        <w:tabs>
+          <w:tab w:val="num" w:pos="5040"/>
+        </w:tabs>
+        <w:ind w:left="5040" w:hanging="360"/>
+      </w:pPr>
+      <w:rPr>
+        <w:rFonts w:ascii="Wingdings" w:hAnsi="Wingdings" w:hint="default"/>
+        <w:sz w:val="20"/>
+      </w:rPr>
+    </w:lvl>
+    <w:lvl w:ilvl="7" w:tentative="1">
+      <w:start w:val="1"/>
+      <w:numFmt w:val="bullet"/>
+      <w:lvlText w:val=""/>
+      <w:lvlJc w:val="left"/>
+      <w:pPr>
+        <w:tabs>
+          <w:tab w:val="num" w:pos="5760"/>
+        </w:tabs>
+        <w:ind w:left="5760" w:hanging="360"/>
+      </w:pPr>
+      <w:rPr>
+        <w:rFonts w:ascii="Wingdings" w:hAnsi="Wingdings" w:hint="default"/>
+        <w:sz w:val="20"/>
+      </w:rPr>
+    </w:lvl>
+    <w:lvl w:ilvl="8" w:tentative="1">
+      <w:start w:val="1"/>
+      <w:numFmt w:val="bullet"/>
+      <w:lvlText w:val=""/>
+      <w:lvlJc w:val="left"/>
+      <w:pPr>
+        <w:tabs>
+          <w:tab w:val="num" w:pos="6480"/>
+        </w:tabs>
+        <w:ind w:left="6480" w:hanging="360"/>
+      </w:pPr>
+      <w:rPr>
+        <w:rFonts w:ascii="Wingdings" w:hAnsi="Wingdings" w:hint="default"/>
+        <w:sz w:val="20"/>
+      </w:rPr>
+    </w:lvl>
+  </w:abstractNum>
+  <w:abstractNum w:abstractNumId="3" w15:restartNumberingAfterBreak="0">
+    <w:nsid w:val="47A83D02"/>
+    <w:multiLevelType w:val="multilevel"/>
+    <w:tmpl w:val="6212C04C"/>
+    <w:lvl w:ilvl="0">
+      <w:start w:val="1"/>
+      <w:numFmt w:val="bullet"/>
+      <w:lvlText w:val=""/>
+      <w:lvlJc w:val="left"/>
+      <w:pPr>
+        <w:tabs>
+          <w:tab w:val="num" w:pos="720"/>
+        </w:tabs>
+        <w:ind w:left="720" w:hanging="360"/>
+      </w:pPr>
+      <w:rPr>
+        <w:rFonts w:ascii="Symbol" w:hAnsi="Symbol" w:hint="default"/>
+        <w:sz w:val="20"/>
+      </w:rPr>
+    </w:lvl>
+    <w:lvl w:ilvl="1" w:tentative="1">
+      <w:start w:val="1"/>
+      <w:numFmt w:val="bullet"/>
+      <w:lvlText w:val="o"/>
+      <w:lvlJc w:val="left"/>
+      <w:pPr>
+        <w:tabs>
+          <w:tab w:val="num" w:pos="1440"/>
+        </w:tabs>
+        <w:ind w:left="1440" w:hanging="360"/>
+      </w:pPr>
+      <w:rPr>
+        <w:rFonts w:ascii="Courier New" w:hAnsi="Courier New" w:hint="default"/>
+        <w:sz w:val="20"/>
+      </w:rPr>
+    </w:lvl>
+    <w:lvl w:ilvl="2" w:tentative="1">
+      <w:start w:val="1"/>
+      <w:numFmt w:val="bullet"/>
+      <w:lvlText w:val=""/>
+      <w:lvlJc w:val="left"/>
+      <w:pPr>
+        <w:tabs>
+          <w:tab w:val="num" w:pos="2160"/>
+        </w:tabs>
+        <w:ind w:left="2160" w:hanging="360"/>
+      </w:pPr>
+      <w:rPr>
+        <w:rFonts w:ascii="Wingdings" w:hAnsi="Wingdings" w:hint="default"/>
+        <w:sz w:val="20"/>
+      </w:rPr>
+    </w:lvl>
+    <w:lvl w:ilvl="3" w:tentative="1">
+      <w:start w:val="1"/>
+      <w:numFmt w:val="bullet"/>
+      <w:lvlText w:val=""/>
+      <w:lvlJc w:val="left"/>
+      <w:pPr>
+        <w:tabs>
+          <w:tab w:val="num" w:pos="2880"/>
+        </w:tabs>
+        <w:ind w:left="2880" w:hanging="360"/>
+      </w:pPr>
+      <w:rPr>
+        <w:rFonts w:ascii="Wingdings" w:hAnsi="Wingdings" w:hint="default"/>
+        <w:sz w:val="20"/>
+      </w:rPr>
+    </w:lvl>
+    <w:lvl w:ilvl="4" w:tentative="1">
+      <w:start w:val="1"/>
+      <w:numFmt w:val="bullet"/>
+      <w:lvlText w:val=""/>
+      <w:lvlJc w:val="left"/>
+      <w:pPr>
+        <w:tabs>
+          <w:tab w:val="num" w:pos="3600"/>
+        </w:tabs>
+        <w:ind w:left="3600" w:hanging="360"/>
+      </w:pPr>
+      <w:rPr>
+        <w:rFonts w:ascii="Wingdings" w:hAnsi="Wingdings" w:hint="default"/>
+        <w:sz w:val="20"/>
+      </w:rPr>
+    </w:lvl>
+    <w:lvl w:ilvl="5" w:tentative="1">
+      <w:start w:val="1"/>
+      <w:numFmt w:val="bullet"/>
+      <w:lvlText w:val=""/>
+      <w:lvlJc w:val="left"/>
+      <w:pPr>
+        <w:tabs>
+          <w:tab w:val="num" w:pos="4320"/>
+        </w:tabs>
+        <w:ind w:left="4320" w:hanging="360"/>
+      </w:pPr>
+      <w:rPr>
+        <w:rFonts w:ascii="Wingdings" w:hAnsi="Wingdings" w:hint="default"/>
+        <w:sz w:val="20"/>
+      </w:rPr>
+    </w:lvl>
+    <w:lvl w:ilvl="6" w:tentative="1">
+      <w:start w:val="1"/>
+      <w:numFmt w:val="bullet"/>
+      <w:lvlText w:val=""/>
+      <w:lvlJc w:val="left"/>
+      <w:pPr>
+        <w:tabs>
+          <w:tab w:val="num" w:pos="5040"/>
+        </w:tabs>
+        <w:ind w:left="5040" w:hanging="360"/>
+      </w:pPr>
+      <w:rPr>
+        <w:rFonts w:ascii="Wingdings" w:hAnsi="Wingdings" w:hint="default"/>
+        <w:sz w:val="20"/>
+      </w:rPr>
+    </w:lvl>
+    <w:lvl w:ilvl="7" w:tentative="1">
+      <w:start w:val="1"/>
+      <w:numFmt w:val="bullet"/>
+      <w:lvlText w:val=""/>
+      <w:lvlJc w:val="left"/>
+      <w:pPr>
+        <w:tabs>
+          <w:tab w:val="num" w:pos="5760"/>
+        </w:tabs>
+        <w:ind w:left="5760" w:hanging="360"/>
+      </w:pPr>
+      <w:rPr>
+        <w:rFonts w:ascii="Wingdings" w:hAnsi="Wingdings" w:hint="default"/>
+        <w:sz w:val="20"/>
+      </w:rPr>
+    </w:lvl>
+    <w:lvl w:ilvl="8" w:tentative="1">
+      <w:start w:val="1"/>
+      <w:numFmt w:val="bullet"/>
+      <w:lvlText w:val=""/>
+      <w:lvlJc w:val="left"/>
+      <w:pPr>
+        <w:tabs>
+          <w:tab w:val="num" w:pos="6480"/>
+        </w:tabs>
+        <w:ind w:left="6480" w:hanging="360"/>
+      </w:pPr>
+      <w:rPr>
+        <w:rFonts w:ascii="Wingdings" w:hAnsi="Wingdings" w:hint="default"/>
+        <w:sz w:val="20"/>
+      </w:rPr>
+    </w:lvl>
+  </w:abstractNum>
+  <w:abstractNum w:abstractNumId="4" w15:restartNumberingAfterBreak="0">
+    <w:nsid w:val="67CD03CE"/>
+    <w:multiLevelType w:val="multilevel"/>
+    <w:tmpl w:val="6C928718"/>
+    <w:lvl w:ilvl="0">
+      <w:start w:val="1"/>
+      <w:numFmt w:val="bullet"/>
+      <w:lvlText w:val=""/>
+      <w:lvlJc w:val="left"/>
+      <w:pPr>
+        <w:tabs>
+          <w:tab w:val="num" w:pos="720"/>
+        </w:tabs>
+        <w:ind w:left="720" w:hanging="360"/>
+      </w:pPr>
+      <w:rPr>
+        <w:rFonts w:ascii="Symbol" w:hAnsi="Symbol" w:hint="default"/>
+        <w:sz w:val="20"/>
+      </w:rPr>
+    </w:lvl>
+    <w:lvl w:ilvl="1" w:tentative="1">
+      <w:start w:val="1"/>
+      <w:numFmt w:val="bullet"/>
+      <w:lvlText w:val="o"/>
+      <w:lvlJc w:val="left"/>
+      <w:pPr>
+        <w:tabs>
+          <w:tab w:val="num" w:pos="1440"/>
+        </w:tabs>
+        <w:ind w:left="1440" w:hanging="360"/>
+      </w:pPr>
+      <w:rPr>
+        <w:rFonts w:ascii="Courier New" w:hAnsi="Courier New" w:hint="default"/>
+        <w:sz w:val="20"/>
+      </w:rPr>
+    </w:lvl>
+    <w:lvl w:ilvl="2" w:tentative="1">
+      <w:start w:val="1"/>
+      <w:numFmt w:val="bullet"/>
+      <w:lvlText w:val=""/>
+      <w:lvlJc w:val="left"/>
+      <w:pPr>
+        <w:tabs>
+          <w:tab w:val="num" w:pos="2160"/>
+        </w:tabs>
+        <w:ind w:left="2160" w:hanging="360"/>
+      </w:pPr>
+      <w:rPr>
+        <w:rFonts w:ascii="Wingdings" w:hAnsi="Wingdings" w:hint="default"/>
+        <w:sz w:val="20"/>
+      </w:rPr>
+    </w:lvl>
+    <w:lvl w:ilvl="3" w:tentative="1">
+      <w:start w:val="1"/>
+      <w:numFmt w:val="bullet"/>
+      <w:lvlText w:val=""/>
+      <w:lvlJc w:val="left"/>
+      <w:pPr>
+        <w:tabs>
+          <w:tab w:val="num" w:pos="2880"/>
+        </w:tabs>
+        <w:ind w:left="2880" w:hanging="360"/>
+      </w:pPr>
+      <w:rPr>
+        <w:rFonts w:ascii="Wingdings" w:hAnsi="Wingdings" w:hint="default"/>
+        <w:sz w:val="20"/>
+      </w:rPr>
+    </w:lvl>
+    <w:lvl w:ilvl="4" w:tentative="1">
+      <w:start w:val="1"/>
+      <w:numFmt w:val="bullet"/>
+      <w:lvlText w:val=""/>
+      <w:lvlJc w:val="left"/>
+      <w:pPr>
+        <w:tabs>
+          <w:tab w:val="num" w:pos="3600"/>
+        </w:tabs>
+        <w:ind w:left="3600" w:hanging="360"/>
+      </w:pPr>
+      <w:rPr>
+        <w:rFonts w:ascii="Wingdings" w:hAnsi="Wingdings" w:hint="default"/>
+        <w:sz w:val="20"/>
+      </w:rPr>
+    </w:lvl>
+    <w:lvl w:ilvl="5" w:tentative="1">
+      <w:start w:val="1"/>
+      <w:numFmt w:val="bullet"/>
+      <w:lvlText w:val=""/>
+      <w:lvlJc w:val="left"/>
+      <w:pPr>
+        <w:tabs>
+          <w:tab w:val="num" w:pos="4320"/>
+        </w:tabs>
+        <w:ind w:left="4320" w:hanging="360"/>
+      </w:pPr>
+      <w:rPr>
+        <w:rFonts w:ascii="Wingdings" w:hAnsi="Wingdings" w:hint="default"/>
+        <w:sz w:val="20"/>
+      </w:rPr>
+    </w:lvl>
+    <w:lvl w:ilvl="6" w:tentative="1">
+      <w:start w:val="1"/>
+      <w:numFmt w:val="bullet"/>
+      <w:lvlText w:val=""/>
+      <w:lvlJc w:val="left"/>
+      <w:pPr>
+        <w:tabs>
+          <w:tab w:val="num" w:pos="5040"/>
+        </w:tabs>
+        <w:ind w:left="5040" w:hanging="360"/>
+      </w:pPr>
+      <w:rPr>
+        <w:rFonts w:ascii="Wingdings" w:hAnsi="Wingdings" w:hint="default"/>
+        <w:sz w:val="20"/>
+      </w:rPr>
+    </w:lvl>
+    <w:lvl w:ilvl="7" w:tentative="1">
+      <w:start w:val="1"/>
+      <w:numFmt w:val="bullet"/>
+      <w:lvlText w:val=""/>
+      <w:lvlJc w:val="left"/>
+      <w:pPr>
+        <w:tabs>
+          <w:tab w:val="num" w:pos="5760"/>
+        </w:tabs>
+        <w:ind w:left="5760" w:hanging="360"/>
+      </w:pPr>
+      <w:rPr>
+        <w:rFonts w:ascii="Wingdings" w:hAnsi="Wingdings" w:hint="default"/>
+        <w:sz w:val="20"/>
+      </w:rPr>
+    </w:lvl>
+    <w:lvl w:ilvl="8" w:tentative="1">
+      <w:start w:val="1"/>
+      <w:numFmt w:val="bullet"/>
+      <w:lvlText w:val=""/>
+      <w:lvlJc w:val="left"/>
+      <w:pPr>
+        <w:tabs>
+          <w:tab w:val="num" w:pos="6480"/>
+        </w:tabs>
+        <w:ind w:left="6480" w:hanging="360"/>
+      </w:pPr>
+      <w:rPr>
+        <w:rFonts w:ascii="Wingdings" w:hAnsi="Wingdings" w:hint="default"/>
+        <w:sz w:val="20"/>
+      </w:rPr>
+    </w:lvl>
+  </w:abstractNum>
+  <w:abstractNum w:abstractNumId="5" w15:restartNumberingAfterBreak="0">
+    <w:nsid w:val="764632A8"/>
+    <w:multiLevelType w:val="multilevel"/>
+    <w:tmpl w:val="0CD0F67E"/>
+    <w:lvl w:ilvl="0">
+      <w:start w:val="1"/>
+      <w:numFmt w:val="bullet"/>
+      <w:lvlText w:val=""/>
+      <w:lvlJc w:val="left"/>
+      <w:pPr>
+        <w:tabs>
+          <w:tab w:val="num" w:pos="720"/>
+        </w:tabs>
+        <w:ind w:left="720" w:hanging="360"/>
+      </w:pPr>
+      <w:rPr>
+        <w:rFonts w:ascii="Symbol" w:hAnsi="Symbol" w:hint="default"/>
+        <w:sz w:val="20"/>
+      </w:rPr>
+    </w:lvl>
+    <w:lvl w:ilvl="1" w:tentative="1">
+      <w:start w:val="1"/>
+      <w:numFmt w:val="bullet"/>
+      <w:lvlText w:val="o"/>
+      <w:lvlJc w:val="left"/>
+      <w:pPr>
+        <w:tabs>
+          <w:tab w:val="num" w:pos="1440"/>
+        </w:tabs>
+        <w:ind w:left="1440" w:hanging="360"/>
+      </w:pPr>
+      <w:rPr>
+        <w:rFonts w:ascii="Courier New" w:hAnsi="Courier New" w:hint="default"/>
+        <w:sz w:val="20"/>
+      </w:rPr>
+    </w:lvl>
+    <w:lvl w:ilvl="2" w:tentative="1">
+      <w:start w:val="1"/>
+      <w:numFmt w:val="bullet"/>
+      <w:lvlText w:val=""/>
+      <w:lvlJc w:val="left"/>
+      <w:pPr>
+        <w:tabs>
+          <w:tab w:val="num" w:pos="2160"/>
+        </w:tabs>
+        <w:ind w:left="2160" w:hanging="360"/>
+      </w:pPr>
+      <w:rPr>
+        <w:rFonts w:ascii="Wingdings" w:hAnsi="Wingdings" w:hint="default"/>
+        <w:sz w:val="20"/>
+      </w:rPr>
+    </w:lvl>
+    <w:lvl w:ilvl="3" w:tentative="1">
+      <w:start w:val="1"/>
+      <w:numFmt w:val="bullet"/>
+      <w:lvlText w:val=""/>
+      <w:lvlJc w:val="left"/>
+      <w:pPr>
+        <w:tabs>
+          <w:tab w:val="num" w:pos="2880"/>
+        </w:tabs>
+        <w:ind w:left="2880" w:hanging="360"/>
+      </w:pPr>
+      <w:rPr>
+        <w:rFonts w:ascii="Wingdings" w:hAnsi="Wingdings" w:hint="default"/>
+        <w:sz w:val="20"/>
+      </w:rPr>
+    </w:lvl>
+    <w:lvl w:ilvl="4" w:tentative="1">
+      <w:start w:val="1"/>
+      <w:numFmt w:val="bullet"/>
+      <w:lvlText w:val=""/>
+      <w:lvlJc w:val="left"/>
+      <w:pPr>
+        <w:tabs>
+          <w:tab w:val="num" w:pos="3600"/>
+        </w:tabs>
+        <w:ind w:left="3600" w:hanging="360"/>
+      </w:pPr>
+      <w:rPr>
+        <w:rFonts w:ascii="Wingdings" w:hAnsi="Wingdings" w:hint="default"/>
+        <w:sz w:val="20"/>
+      </w:rPr>
+    </w:lvl>
+    <w:lvl w:ilvl="5" w:tentative="1">
+      <w:start w:val="1"/>
+      <w:numFmt w:val="bullet"/>
+      <w:lvlText w:val=""/>
+      <w:lvlJc w:val="left"/>
+      <w:pPr>
+        <w:tabs>
+          <w:tab w:val="num" w:pos="4320"/>
+        </w:tabs>
+        <w:ind w:left="4320" w:hanging="360"/>
+      </w:pPr>
+      <w:rPr>
+        <w:rFonts w:ascii="Wingdings" w:hAnsi="Wingdings" w:hint="default"/>
+        <w:sz w:val="20"/>
+      </w:rPr>
+    </w:lvl>
+    <w:lvl w:ilvl="6" w:tentative="1">
+      <w:start w:val="1"/>
+      <w:numFmt w:val="bullet"/>
+      <w:lvlText w:val=""/>
+      <w:lvlJc w:val="left"/>
+      <w:pPr>
+        <w:tabs>
+          <w:tab w:val="num" w:pos="5040"/>
+        </w:tabs>
+        <w:ind w:left="5040" w:hanging="360"/>
+      </w:pPr>
+      <w:rPr>
+        <w:rFonts w:ascii="Wingdings" w:hAnsi="Wingdings" w:hint="default"/>
+        <w:sz w:val="20"/>
+      </w:rPr>
+    </w:lvl>
+    <w:lvl w:ilvl="7" w:tentative="1">
+      <w:start w:val="1"/>
+      <w:numFmt w:val="bullet"/>
+      <w:lvlText w:val=""/>
+      <w:lvlJc w:val="left"/>
+      <w:pPr>
+        <w:tabs>
+          <w:tab w:val="num" w:pos="5760"/>
+        </w:tabs>
+        <w:ind w:left="5760" w:hanging="360"/>
+      </w:pPr>
+      <w:rPr>
+        <w:rFonts w:ascii="Wingdings" w:hAnsi="Wingdings" w:hint="default"/>
+        <w:sz w:val="20"/>
+      </w:rPr>
+    </w:lvl>
+    <w:lvl w:ilvl="8" w:tentative="1">
+      <w:start w:val="1"/>
+      <w:numFmt w:val="bullet"/>
+      <w:lvlText w:val=""/>
+      <w:lvlJc w:val="left"/>
+      <w:pPr>
+        <w:tabs>
+          <w:tab w:val="num" w:pos="6480"/>
+        </w:tabs>
+        <w:ind w:left="6480" w:hanging="360"/>
+      </w:pPr>
+      <w:rPr>
+        <w:rFonts w:ascii="Wingdings" w:hAnsi="Wingdings" w:hint="default"/>
+        <w:sz w:val="20"/>
+      </w:rPr>
+    </w:lvl>
+  </w:abstractNum>
   <w:num w:numId="1" w16cid:durableId="460265295">
+    <w:abstractNumId w:val="1"/>
+  </w:num>
+  <w:num w:numId="2" w16cid:durableId="1609388667">
+    <w:abstractNumId w:val="3"/>
+  </w:num>
+  <w:num w:numId="3" w16cid:durableId="1941716973">
+    <w:abstractNumId w:val="5"/>
+  </w:num>
+  <w:num w:numId="4" w16cid:durableId="736057162">
     <w:abstractNumId w:val="0"/>
+  </w:num>
+  <w:num w:numId="5" w16cid:durableId="574171590">
+    <w:abstractNumId w:val="4"/>
+  </w:num>
+  <w:num w:numId="6" w16cid:durableId="511988696">
+    <w:abstractNumId w:val="2"/>
   </w:num>
 </w:numbering>
 </file>
@@ -1168,6 +3724,29 @@
       <w:spacing w:val="5"/>
     </w:rPr>
   </w:style>
+  <w:style w:type="character" w:styleId="Hyperlink">
+    <w:name w:val="Hyperlink"/>
+    <w:basedOn w:val="DefaultParagraphFont"/>
+    <w:uiPriority w:val="99"/>
+    <w:unhideWhenUsed/>
+    <w:rsid w:val="00ED1B73"/>
+    <w:rPr>
+      <w:color w:val="467886" w:themeColor="hyperlink"/>
+      <w:u w:val="single"/>
+    </w:rPr>
+  </w:style>
+  <w:style w:type="character" w:styleId="UnresolvedMention">
+    <w:name w:val="Unresolved Mention"/>
+    <w:basedOn w:val="DefaultParagraphFont"/>
+    <w:uiPriority w:val="99"/>
+    <w:semiHidden/>
+    <w:unhideWhenUsed/>
+    <w:rsid w:val="00ED1B73"/>
+    <w:rPr>
+      <w:color w:val="605E5C"/>
+      <w:shd w:val="clear" w:color="auto" w:fill="E1DFDD"/>
+    </w:rPr>
+  </w:style>
 </w:styles>
 </file>
 
